--- a/Taylor-Bornstein-Resume-Chartbeat.docx
+++ b/Taylor-Bornstein-Resume-Chartbeat.docx
@@ -158,7 +158,7 @@
           <w:sz w:val="20"/>
           <w:szCs w:val="20"/>
         </w:rPr>
-        <w:t xml:space="preserve">Built a measurement framework connecting PR metrics and GEO/AEO performance to business outcomes, then used it to diagnose AI-answer visibility and citation gaps and build a strategy against them: grew own-domain citations from 786 to 1,809 in a month (#9 → #5 among all cited domains) while holding #1 in AI-answer visibility — a direct application of turning proprietary performance data into a public, defensible story.</w:t>
+        <w:t xml:space="preserve">Built a measurement framework connecting PR metrics and GEO/AEO performance to business outcomes, then used it to diagnose AI-answer visibility and citation gaps and build a strategy against them: grew own-domain citations from 786 to 1,809 in a month (#9 → #5 among all cited domains) while holding #1 in AI-answer visibility.</w:t>
       </w:r>
     </w:p>
     <w:p>
@@ -277,7 +277,7 @@
           <w:sz w:val="20"/>
           <w:szCs w:val="20"/>
         </w:rPr>
-        <w:t xml:space="preserve">Owned Mendix's flagship research and thought-leadership program: planned and executed an integrated campaign anchored on an original global survey in 4 months, landing 75% more coverage than prior years within 3 weeks and $10M in influenced pipeline — proprietary data turned directly into executive-audience authority and measurable business impact.</w:t>
+        <w:t xml:space="preserve">Owned Mendix's flagship research and thought-leadership program: planned and executed an integrated campaign anchored on an original global survey in 4 months, landing 75% more coverage than prior years within 3 weeks and $10M in influenced pipeline.</w:t>
       </w:r>
     </w:p>
     <w:p>
